--- a/storage/templates/normalized-docx/BM-187/BM-187_normalized.docx
+++ b/storage/templates/normalized-docx/BM-187/BM-187_normalized.docx
@@ -897,7 +897,7 @@
         <w:rPr>
           <w:rFonts w:cs="Times New Roman" w:ascii="Times New Roman" w:hAnsi="Times New Roman"/>
         </w:rPr>
-        <w:t>{{document.field}}</w:t>
+        <w:t>{{document.fullDocumentCode}}</w:t>
       </w:r>
     </w:p>
     <w:p>
@@ -927,7 +927,7 @@
         <w:rPr>
           <w:rFonts w:cs="Times New Roman" w:ascii="Times New Roman" w:hAnsi="Times New Roman"/>
         </w:rPr>
-        <w:t>{{document.field}}</w:t>
+        <w:t>{{document.issueDate}}</w:t>
       </w:r>
     </w:p>
     <w:p>
@@ -1082,7 +1082,7 @@
         <w:rPr>
           <w:rFonts w:cs="Times New Roman" w:ascii="Times New Roman" w:hAnsi="Times New Roman"/>
         </w:rPr>
-        <w:t>{{recipients.field}}</w:t>
+        <w:t>{{recipients.personLine2}}</w:t>
       </w:r>
     </w:p>
     <w:p>
@@ -1098,9 +1098,9 @@
         <w:rPr>
           <w:rFonts w:cs="Times New Roman" w:ascii="Times New Roman" w:hAnsi="Times New Roman"/>
         </w:rPr>
-        <w:t>{{recipients.field}}</w:t>
+        <w:t>{{recipients.personLine3}}</w:t>
         <w:tab/>
-        <w:t>{{recipients.field}}</w:t>
+        <w:t>{{recipients.personLine4}}</w:t>
       </w:r>
     </w:p>
     <w:p>
@@ -1114,9 +1114,9 @@
         <w:rPr>
           <w:rFonts w:cs="Times New Roman" w:ascii="Times New Roman" w:hAnsi="Times New Roman"/>
         </w:rPr>
-        <w:t>{{recipients.field}}</w:t>
+        <w:t>{{recipients.personLine5}}</w:t>
         <w:tab/>
-        <w:t>{{recipients.field}}</w:t>
+        <w:t>{{recipients.personLine6}}</w:t>
       </w:r>
     </w:p>
     <w:p>
@@ -1132,7 +1132,7 @@
         <w:rPr>
           <w:rFonts w:cs="Times New Roman" w:ascii="Times New Roman" w:hAnsi="Times New Roman"/>
         </w:rPr>
-        <w:t>{{recipients.field}}</w:t>
+        <w:t>{{recipients.personLine7}}</w:t>
       </w:r>
     </w:p>
     <w:p>
@@ -1148,7 +1148,7 @@
         <w:rPr>
           <w:rFonts w:cs="Times New Roman" w:ascii="Times New Roman" w:hAnsi="Times New Roman"/>
         </w:rPr>
-        <w:t>{{recipients.field}}</w:t>
+        <w:t>{{recipients.personLine8}}</w:t>
       </w:r>
     </w:p>
     <w:p>
@@ -1162,7 +1162,7 @@
         <w:rPr>
           <w:rFonts w:cs="Times New Roman" w:ascii="Times New Roman" w:hAnsi="Times New Roman"/>
         </w:rPr>
-        <w:t>{{recipients.field}}</w:t>
+        <w:t>{{recipients.personLine9}}</w:t>
       </w:r>
     </w:p>
     <w:p>
@@ -1178,7 +1178,7 @@
         <w:rPr>
           <w:rFonts w:cs="Times New Roman" w:ascii="Times New Roman" w:hAnsi="Times New Roman"/>
         </w:rPr>
-        <w:t>{{recipients.field}}</w:t>
+        <w:t>{{recipients.personLine10}}</w:t>
       </w:r>
     </w:p>
     <w:p>
@@ -1194,7 +1194,7 @@
         <w:rPr>
           <w:rFonts w:cs="Times New Roman" w:ascii="Times New Roman" w:hAnsi="Times New Roman"/>
         </w:rPr>
-        <w:t>{{recipients.field}}</w:t>
+        <w:t>{{recipients.personLine11}}</w:t>
       </w:r>
     </w:p>
     <w:p>
@@ -1210,7 +1210,7 @@
         <w:rPr>
           <w:rFonts w:cs="Times New Roman" w:ascii="Times New Roman" w:hAnsi="Times New Roman"/>
         </w:rPr>
-        <w:t>{{recipients.field}}</w:t>
+        <w:t>{{recipients.personLine12}}</w:t>
       </w:r>
     </w:p>
     <w:p>
@@ -1224,7 +1224,7 @@
         <w:rPr>
           <w:rFonts w:cs="Times New Roman" w:ascii="Times New Roman" w:hAnsi="Times New Roman"/>
         </w:rPr>
-        <w:t>{{recipients.field}}</w:t>
+        <w:t>{{recipients.personLine13}}</w:t>
       </w:r>
     </w:p>
     <w:p>
@@ -1583,7 +1583,7 @@
                 <w:bCs/>
                 <w:sz w:val="24"/>
               </w:rPr>
-              <w:t>{{recipients.field}}</w:t>
+              <w:t>{{recipients.personLine13}}</w:t>
             </w:r>
             <w:r>
               <w:rPr>
